--- a/ImprovementsList.docx
+++ b/ImprovementsList.docx
@@ -462,6 +462,40 @@
           <w:iCs/>
         </w:rPr>
         <w:t xml:space="preserve">Mechanics: </w:t>
+      </w:r>
+    </w:p>
+    <w:p>
+      <w:pPr>
+        <w:pStyle w:val="ListParagraph"/>
+        <w:numPr>
+          <w:ilvl w:val="0"/>
+          <w:numId w:val="1"/>
+        </w:numPr>
+      </w:pPr>
+      <w:r>
+        <w:t>Bug</w:t>
+      </w:r>
+    </w:p>
+    <w:p>
+      <w:pPr>
+        <w:pStyle w:val="ListParagraph"/>
+        <w:numPr>
+          <w:ilvl w:val="1"/>
+          <w:numId w:val="1"/>
+        </w:numPr>
+        <w:rPr>
+          <w:b/>
+          <w:bCs/>
+        </w:rPr>
+      </w:pPr>
+      <w:r>
+        <w:t>t</w:t>
+      </w:r>
+      <w:r>
+        <w:t>esting</w:t>
+      </w:r>
+      <w:r>
+        <w:t xml:space="preserve"> and resuming the game makes it run faster </w:t>
       </w:r>
     </w:p>
     <w:p>
@@ -595,7 +629,7 @@
         <w:rPr>
           <w:highlight w:val="green"/>
         </w:rPr>
-        <w:t xml:space="preserve">Currently the sphere does not collide with the obstacles. It should not move forward if it collides unless the user makes it smaller/bigger to fit through </w:t>
+        <w:t xml:space="preserve">The sphere collides now but it continues to move. </w:t>
       </w:r>
     </w:p>
     <w:p>
@@ -799,6 +833,7 @@
     <w:p/>
     <w:p>
       <w:r>
+        <w:lastRenderedPageBreak/>
         <w:t xml:space="preserve">AFTER ALL OF THIS IS DONE: AUDIO AND SOUND EFFECTS </w:t>
       </w:r>
     </w:p>
@@ -4503,6 +4538,7 @@
   <w:style w:type="character" w:default="1" w:styleId="DefaultParagraphFont">
     <w:name w:val="Default Paragraph Font"/>
     <w:uiPriority w:val="1"/>
+    <w:semiHidden/>
     <w:unhideWhenUsed/>
   </w:style>
   <w:style w:type="table" w:default="1" w:styleId="TableNormal">

--- a/ImprovementsList.docx
+++ b/ImprovementsList.docx
@@ -27,19 +27,7 @@
         <w:rPr>
           <w:highlight w:val="green"/>
         </w:rPr>
-        <w:t xml:space="preserve">Things of </w:t>
-      </w:r>
-      <w:r>
-        <w:rPr>
-          <w:highlight w:val="green"/>
-        </w:rPr>
-        <w:t>upmost</w:t>
-      </w:r>
-      <w:r>
-        <w:rPr>
-          <w:highlight w:val="green"/>
-        </w:rPr>
-        <w:t xml:space="preserve"> importance are highlighted</w:t>
+        <w:t>More pressing bugs are highlighted</w:t>
       </w:r>
       <w:r>
         <w:t xml:space="preserve"> </w:t>
@@ -50,408 +38,8 @@
         <w:rPr>
           <w:b/>
           <w:bCs/>
-          <w:i/>
-          <w:iCs/>
-        </w:rPr>
-      </w:pPr>
-      <w:r>
-        <w:rPr>
-          <w:b/>
-          <w:bCs/>
-          <w:i/>
-          <w:iCs/>
-        </w:rPr>
-        <w:t>On the start page:</w:t>
-      </w:r>
-    </w:p>
-    <w:p>
-      <w:r>
-        <w:t>it should look like this:</w:t>
-      </w:r>
-    </w:p>
-    <w:p>
-      <w:r>
-        <w:t>Sphere Runner (good as it is</w:t>
-      </w:r>
-      <w:r>
-        <w:t xml:space="preserve"> now</w:t>
-      </w:r>
-      <w:r>
-        <w:t>)</w:t>
-      </w:r>
-    </w:p>
-    <w:p>
-      <w:r>
-        <w:t xml:space="preserve">A test version of the computer game on the </w:t>
-      </w:r>
-      <w:proofErr w:type="spellStart"/>
-      <w:r>
-        <w:t>Cynteract</w:t>
-      </w:r>
-      <w:proofErr w:type="spellEnd"/>
-      <w:r>
-        <w:t xml:space="preserve"> app</w:t>
-      </w:r>
-    </w:p>
-    <w:p>
-      <w:r>
-        <w:t>leave the instructions only within the bubble but make them:</w:t>
-      </w:r>
-    </w:p>
-    <w:p>
-      <w:pPr>
-        <w:rPr>
-          <w:i/>
-          <w:iCs/>
-        </w:rPr>
-      </w:pPr>
-      <w:r>
-        <w:rPr>
-          <w:i/>
-          <w:iCs/>
-        </w:rPr>
-        <w:t>H</w:t>
-      </w:r>
-      <w:r>
-        <w:rPr>
-          <w:i/>
-          <w:iCs/>
-        </w:rPr>
-        <w:t xml:space="preserve">old SPACE to shrink and pass through obstacles. </w:t>
-      </w:r>
-    </w:p>
-    <w:p>
-      <w:pPr>
-        <w:rPr>
-          <w:i/>
-          <w:iCs/>
-        </w:rPr>
-      </w:pPr>
-      <w:r>
-        <w:rPr>
-          <w:i/>
-          <w:iCs/>
-        </w:rPr>
-        <w:t>Release to grow. Collect diamonds!</w:t>
-      </w:r>
-    </w:p>
-    <w:p>
-      <w:proofErr w:type="gramStart"/>
-      <w:r>
-        <w:t>the</w:t>
-      </w:r>
-      <w:proofErr w:type="gramEnd"/>
-      <w:r>
-        <w:t xml:space="preserve"> start game button is great.</w:t>
-      </w:r>
-    </w:p>
-    <w:p>
-      <w:r>
-        <w:t xml:space="preserve">I have attached a photo (called startscreen.png), which has </w:t>
-      </w:r>
-      <w:proofErr w:type="gramStart"/>
-      <w:r>
-        <w:t>all of</w:t>
-      </w:r>
-      <w:proofErr w:type="gramEnd"/>
-      <w:r>
-        <w:t xml:space="preserve"> the </w:t>
-      </w:r>
-      <w:proofErr w:type="gramStart"/>
-      <w:r>
-        <w:t>needed  improvements</w:t>
-      </w:r>
-      <w:proofErr w:type="gramEnd"/>
-      <w:r>
-        <w:t xml:space="preserve"> in red.</w:t>
-      </w:r>
-    </w:p>
-    <w:p>
-      <w:pPr>
-        <w:rPr>
-          <w:b/>
-          <w:bCs/>
-          <w:i/>
-          <w:iCs/>
-        </w:rPr>
-      </w:pPr>
-      <w:r>
-        <w:rPr>
-          <w:b/>
-          <w:bCs/>
-          <w:i/>
-          <w:iCs/>
-        </w:rPr>
-        <w:t>Visuals of the game:</w:t>
-      </w:r>
-    </w:p>
-    <w:p>
-      <w:pPr>
-        <w:pStyle w:val="ListParagraph"/>
-        <w:numPr>
-          <w:ilvl w:val="0"/>
-          <w:numId w:val="1"/>
-        </w:numPr>
-      </w:pPr>
-      <w:r>
-        <w:t xml:space="preserve">Clouds </w:t>
-      </w:r>
-    </w:p>
-    <w:p>
-      <w:pPr>
-        <w:pStyle w:val="ListParagraph"/>
-        <w:numPr>
-          <w:ilvl w:val="1"/>
-          <w:numId w:val="1"/>
-        </w:numPr>
-      </w:pPr>
-      <w:r>
-        <w:t xml:space="preserve">The clouds still look very questionable. </w:t>
-      </w:r>
-      <w:proofErr w:type="gramStart"/>
-      <w:r>
-        <w:t>they</w:t>
-      </w:r>
-      <w:proofErr w:type="gramEnd"/>
-      <w:r>
-        <w:t xml:space="preserve"> should be carefully redone like in the clouds.png image.</w:t>
-      </w:r>
-    </w:p>
-    <w:p>
-      <w:pPr>
-        <w:pStyle w:val="ListParagraph"/>
-        <w:numPr>
-          <w:ilvl w:val="1"/>
-          <w:numId w:val="1"/>
-        </w:numPr>
-      </w:pPr>
-      <w:r>
-        <w:t xml:space="preserve">They could move up-down, </w:t>
-      </w:r>
-      <w:proofErr w:type="gramStart"/>
-      <w:r>
-        <w:t>increase-decrease</w:t>
-      </w:r>
-      <w:proofErr w:type="gramEnd"/>
-      <w:r>
-        <w:t xml:space="preserve"> for more realism </w:t>
-      </w:r>
-    </w:p>
-    <w:p>
-      <w:pPr>
-        <w:pStyle w:val="ListParagraph"/>
-        <w:numPr>
-          <w:ilvl w:val="0"/>
-          <w:numId w:val="1"/>
-        </w:numPr>
-      </w:pPr>
-      <w:r>
-        <w:t xml:space="preserve">Sphere </w:t>
-      </w:r>
-    </w:p>
-    <w:p>
-      <w:pPr>
-        <w:pStyle w:val="ListParagraph"/>
-        <w:numPr>
-          <w:ilvl w:val="1"/>
-          <w:numId w:val="1"/>
-        </w:numPr>
-      </w:pPr>
-      <w:r>
-        <w:t xml:space="preserve">Needs to </w:t>
-      </w:r>
-      <w:proofErr w:type="gramStart"/>
-      <w:r>
-        <w:t>look</w:t>
-      </w:r>
-      <w:proofErr w:type="gramEnd"/>
-      <w:r>
-        <w:t xml:space="preserve"> 2D and there is no need for it to have a shadow </w:t>
-      </w:r>
-    </w:p>
-    <w:p>
-      <w:pPr>
-        <w:pStyle w:val="ListParagraph"/>
-        <w:numPr>
-          <w:ilvl w:val="0"/>
-          <w:numId w:val="1"/>
-        </w:numPr>
-      </w:pPr>
-      <w:r>
-        <w:t xml:space="preserve">Trace </w:t>
-      </w:r>
-    </w:p>
-    <w:p>
-      <w:pPr>
-        <w:pStyle w:val="ListParagraph"/>
-        <w:numPr>
-          <w:ilvl w:val="1"/>
-          <w:numId w:val="1"/>
-        </w:numPr>
-      </w:pPr>
-      <w:r>
-        <w:t>The orange one is perfect</w:t>
-      </w:r>
-    </w:p>
-    <w:p>
-      <w:pPr>
-        <w:pStyle w:val="ListParagraph"/>
-        <w:numPr>
-          <w:ilvl w:val="1"/>
-          <w:numId w:val="1"/>
-        </w:numPr>
-      </w:pPr>
-      <w:r>
-        <w:t xml:space="preserve">Make a second, white one which follows a little bit different trajectory but is still behind the sphere to make it more interesting. Same width. </w:t>
-      </w:r>
-    </w:p>
-    <w:p>
-      <w:pPr>
-        <w:rPr>
-          <w:b/>
-          <w:bCs/>
-          <w:i/>
-          <w:iCs/>
-        </w:rPr>
-      </w:pPr>
-      <w:r>
-        <w:rPr>
-          <w:b/>
-          <w:bCs/>
-          <w:i/>
-          <w:iCs/>
-        </w:rPr>
-        <w:t xml:space="preserve">On the end page: </w:t>
-      </w:r>
-    </w:p>
-    <w:p>
-      <w:r>
-        <w:t>it should look like this:</w:t>
-      </w:r>
-    </w:p>
-    <w:p>
-      <w:r>
-        <w:t>Sphere Runner (good as it is</w:t>
-      </w:r>
-      <w:r>
-        <w:t xml:space="preserve"> now</w:t>
-      </w:r>
-      <w:r>
-        <w:t>)</w:t>
-      </w:r>
-    </w:p>
-    <w:p>
-      <w:r>
-        <w:t xml:space="preserve">A test version of the computer game on the </w:t>
-      </w:r>
-      <w:proofErr w:type="spellStart"/>
-      <w:r>
-        <w:t>Cynteract</w:t>
-      </w:r>
-      <w:proofErr w:type="spellEnd"/>
-      <w:r>
-        <w:t xml:space="preserve"> app</w:t>
-      </w:r>
-    </w:p>
-    <w:p>
-      <w:r>
-        <w:t>leave the instructions only within the bubble but make them:</w:t>
-      </w:r>
-    </w:p>
-    <w:p>
-      <w:pPr>
-        <w:rPr>
-          <w:i/>
-          <w:iCs/>
-        </w:rPr>
-      </w:pPr>
-      <w:r>
-        <w:rPr>
-          <w:i/>
-          <w:iCs/>
-        </w:rPr>
-        <w:t xml:space="preserve">Hold SPACE to shrink and pass through obstacles. </w:t>
-      </w:r>
-    </w:p>
-    <w:p>
-      <w:pPr>
-        <w:rPr>
-          <w:i/>
-          <w:iCs/>
-        </w:rPr>
-      </w:pPr>
-      <w:r>
-        <w:rPr>
-          <w:i/>
-          <w:iCs/>
-        </w:rPr>
-        <w:lastRenderedPageBreak/>
-        <w:t>Release to grow. Collect diamonds!</w:t>
-      </w:r>
-      <w:r>
-        <w:rPr>
-          <w:i/>
-          <w:iCs/>
-        </w:rPr>
-        <w:t xml:space="preserve"> </w:t>
-      </w:r>
-    </w:p>
-    <w:p>
-      <w:proofErr w:type="gramStart"/>
-      <w:r>
-        <w:t>Basically</w:t>
-      </w:r>
-      <w:proofErr w:type="gramEnd"/>
-      <w:r>
-        <w:t xml:space="preserve"> the same way it was redone in the start screen. </w:t>
-      </w:r>
-    </w:p>
-    <w:p>
-      <w:r>
-        <w:t xml:space="preserve">The score and diamond counter </w:t>
-      </w:r>
-      <w:proofErr w:type="gramStart"/>
-      <w:r>
-        <w:t>is</w:t>
-      </w:r>
-      <w:proofErr w:type="gramEnd"/>
-      <w:r>
-        <w:t xml:space="preserve"> good. </w:t>
-      </w:r>
-    </w:p>
-    <w:p>
-      <w:proofErr w:type="gramStart"/>
-      <w:r>
-        <w:t>the</w:t>
-      </w:r>
-      <w:proofErr w:type="gramEnd"/>
-      <w:r>
-        <w:t xml:space="preserve"> </w:t>
-      </w:r>
-      <w:r>
-        <w:t>play again</w:t>
-      </w:r>
-      <w:r>
-        <w:t xml:space="preserve"> button is great.</w:t>
-      </w:r>
-    </w:p>
-    <w:p>
-      <w:pPr>
-        <w:rPr>
-          <w:b/>
-          <w:bCs/>
-          <w:i/>
-          <w:iCs/>
-        </w:rPr>
-      </w:pPr>
-    </w:p>
-    <w:p>
-      <w:pPr>
-        <w:rPr>
-          <w:b/>
-          <w:bCs/>
-          <w:i/>
-          <w:iCs/>
+          <w:sz w:val="32"/>
+          <w:szCs w:val="32"/>
         </w:rPr>
       </w:pPr>
       <w:r>
@@ -471,9 +59,19 @@
           <w:ilvl w:val="0"/>
           <w:numId w:val="1"/>
         </w:numPr>
+        <w:rPr>
+          <w:b/>
+          <w:bCs/>
+          <w:sz w:val="32"/>
+          <w:szCs w:val="32"/>
+          <w:highlight w:val="green"/>
+        </w:rPr>
       </w:pPr>
       <w:r>
-        <w:t>Bug</w:t>
+        <w:rPr>
+          <w:highlight w:val="green"/>
+        </w:rPr>
+        <w:t>Obstacles</w:t>
       </w:r>
     </w:p>
     <w:p>
@@ -486,16 +84,38 @@
         <w:rPr>
           <w:b/>
           <w:bCs/>
+          <w:sz w:val="32"/>
+          <w:szCs w:val="32"/>
+          <w:highlight w:val="green"/>
         </w:rPr>
       </w:pPr>
       <w:r>
-        <w:t>t</w:t>
+        <w:rPr>
+          <w:highlight w:val="green"/>
+        </w:rPr>
+        <w:t xml:space="preserve">In the middle of the obstacle size of the sphere cannot change AT ALL </w:t>
       </w:r>
+    </w:p>
+    <w:p>
+      <w:pPr>
+        <w:pStyle w:val="ListParagraph"/>
+        <w:numPr>
+          <w:ilvl w:val="1"/>
+          <w:numId w:val="1"/>
+        </w:numPr>
+        <w:rPr>
+          <w:b/>
+          <w:bCs/>
+          <w:sz w:val="32"/>
+          <w:szCs w:val="32"/>
+          <w:highlight w:val="green"/>
+        </w:rPr>
+      </w:pPr>
       <w:r>
-        <w:t>esting</w:t>
-      </w:r>
-      <w:r>
-        <w:t xml:space="preserve"> and resuming the game makes it run faster </w:t>
+        <w:rPr>
+          <w:highlight w:val="green"/>
+        </w:rPr>
+        <w:t xml:space="preserve">At the end of an obstacle an overlap can occur </w:t>
       </w:r>
     </w:p>
     <w:p>
@@ -506,6 +126,10 @@
           <w:numId w:val="1"/>
         </w:numPr>
         <w:rPr>
+          <w:b/>
+          <w:bCs/>
+          <w:sz w:val="32"/>
+          <w:szCs w:val="32"/>
           <w:highlight w:val="green"/>
         </w:rPr>
       </w:pPr>
@@ -513,7 +137,7 @@
         <w:rPr>
           <w:highlight w:val="green"/>
         </w:rPr>
-        <w:t>Speed</w:t>
+        <w:t>Terrain step-up</w:t>
       </w:r>
     </w:p>
     <w:p>
@@ -524,6 +148,10 @@
           <w:numId w:val="1"/>
         </w:numPr>
         <w:rPr>
+          <w:b/>
+          <w:bCs/>
+          <w:sz w:val="32"/>
+          <w:szCs w:val="32"/>
           <w:highlight w:val="green"/>
         </w:rPr>
       </w:pPr>
@@ -531,21 +159,7 @@
         <w:rPr>
           <w:highlight w:val="green"/>
         </w:rPr>
-        <w:t xml:space="preserve">The sphere is moving way too quickly, </w:t>
-      </w:r>
-      <w:proofErr w:type="gramStart"/>
-      <w:r>
-        <w:rPr>
-          <w:highlight w:val="green"/>
-        </w:rPr>
-        <w:t>slow</w:t>
-      </w:r>
-      <w:proofErr w:type="gramEnd"/>
-      <w:r>
-        <w:rPr>
-          <w:highlight w:val="green"/>
-        </w:rPr>
-        <w:t xml:space="preserve"> down </w:t>
+        <w:t xml:space="preserve">Not restrictive to small balls </w:t>
       </w:r>
     </w:p>
     <w:p>
@@ -556,14 +170,26 @@
           <w:numId w:val="1"/>
         </w:numPr>
         <w:rPr>
-          <w:highlight w:val="green"/>
+          <w:b/>
+          <w:bCs/>
+          <w:sz w:val="32"/>
+          <w:szCs w:val="32"/>
         </w:rPr>
       </w:pPr>
       <w:r>
-        <w:rPr>
-          <w:highlight w:val="green"/>
-        </w:rPr>
-        <w:t xml:space="preserve">Scoring system </w:t>
+        <w:t xml:space="preserve">Terrain step down </w:t>
+      </w:r>
+    </w:p>
+    <w:p>
+      <w:pPr>
+        <w:pStyle w:val="ListParagraph"/>
+        <w:numPr>
+          <w:ilvl w:val="0"/>
+          <w:numId w:val="1"/>
+        </w:numPr>
+      </w:pPr>
+      <w:r>
+        <w:t xml:space="preserve">Different types of obstacles </w:t>
       </w:r>
     </w:p>
     <w:p>
@@ -573,27 +199,33 @@
           <w:ilvl w:val="1"/>
           <w:numId w:val="1"/>
         </w:numPr>
-        <w:rPr>
-          <w:highlight w:val="green"/>
-        </w:rPr>
       </w:pPr>
       <w:r>
-        <w:rPr>
-          <w:highlight w:val="green"/>
-        </w:rPr>
-        <w:t xml:space="preserve">The score increase should also be slowed down together with the </w:t>
+        <w:t xml:space="preserve">There should be obstacles like the ones in the attached images: </w:t>
       </w:r>
+    </w:p>
+    <w:p>
+      <w:pPr>
+        <w:pStyle w:val="ListParagraph"/>
+        <w:numPr>
+          <w:ilvl w:val="2"/>
+          <w:numId w:val="1"/>
+        </w:numPr>
+      </w:pPr>
       <w:r>
-        <w:rPr>
-          <w:highlight w:val="green"/>
-        </w:rPr>
-        <w:t xml:space="preserve">movement of the sphere. </w:t>
+        <w:t xml:space="preserve">hole-obstacle.png </w:t>
       </w:r>
+    </w:p>
+    <w:p>
+      <w:pPr>
+        <w:pStyle w:val="ListParagraph"/>
+        <w:numPr>
+          <w:ilvl w:val="2"/>
+          <w:numId w:val="1"/>
+        </w:numPr>
+      </w:pPr>
       <w:r>
-        <w:rPr>
-          <w:highlight w:val="green"/>
-        </w:rPr>
-        <w:t xml:space="preserve"> </w:t>
+        <w:t xml:space="preserve">maze-obstacle.png </w:t>
       </w:r>
     </w:p>
     <w:p>
@@ -603,15 +235,9 @@
           <w:ilvl w:val="0"/>
           <w:numId w:val="1"/>
         </w:numPr>
-        <w:rPr>
-          <w:highlight w:val="green"/>
-        </w:rPr>
       </w:pPr>
       <w:r>
-        <w:rPr>
-          <w:highlight w:val="green"/>
-        </w:rPr>
-        <w:t>Collision</w:t>
+        <w:t xml:space="preserve">“Sort of level up” </w:t>
       </w:r>
     </w:p>
     <w:p>
@@ -621,15 +247,46 @@
           <w:ilvl w:val="1"/>
           <w:numId w:val="1"/>
         </w:numPr>
+      </w:pPr>
+      <w:r>
+        <w:t>T</w:t>
+      </w:r>
+      <w:r>
+        <w:t xml:space="preserve">he dissolving wall is yet to be added </w:t>
+      </w:r>
+      <w:r>
+        <w:t xml:space="preserve"> </w:t>
+      </w:r>
+    </w:p>
+    <w:p>
+      <w:pPr>
+        <w:pStyle w:val="ListParagraph"/>
+        <w:numPr>
+          <w:ilvl w:val="2"/>
+          <w:numId w:val="1"/>
+        </w:numPr>
+      </w:pPr>
+      <w:r>
+        <w:t>encouragementgraphic.mp4</w:t>
+      </w:r>
+    </w:p>
+    <w:p>
+      <w:pPr>
         <w:rPr>
-          <w:highlight w:val="green"/>
+          <w:b/>
+          <w:bCs/>
+          <w:i/>
+          <w:iCs/>
         </w:rPr>
       </w:pPr>
       <w:r>
         <w:rPr>
-          <w:highlight w:val="green"/>
+          <w:b/>
+          <w:bCs/>
+          <w:i/>
+          <w:iCs/>
         </w:rPr>
-        <w:t xml:space="preserve">The sphere collides now but it continues to move. </w:t>
+        <w:t xml:space="preserve">Audio and Sound effects: </w:t>
       </w:r>
     </w:p>
     <w:p>
@@ -639,15 +296,9 @@
           <w:ilvl w:val="0"/>
           <w:numId w:val="1"/>
         </w:numPr>
-        <w:rPr>
-          <w:highlight w:val="green"/>
-        </w:rPr>
       </w:pPr>
       <w:r>
-        <w:rPr>
-          <w:highlight w:val="green"/>
-        </w:rPr>
-        <w:t>Diamonds</w:t>
+        <w:t xml:space="preserve">background music </w:t>
       </w:r>
     </w:p>
     <w:p>
@@ -657,29 +308,9 @@
           <w:ilvl w:val="1"/>
           <w:numId w:val="1"/>
         </w:numPr>
-        <w:rPr>
-          <w:highlight w:val="green"/>
-        </w:rPr>
       </w:pPr>
       <w:r>
-        <w:rPr>
-          <w:highlight w:val="green"/>
-        </w:rPr>
-        <w:t xml:space="preserve">All the diamonds should be </w:t>
-      </w:r>
-      <w:proofErr w:type="gramStart"/>
-      <w:r>
-        <w:rPr>
-          <w:highlight w:val="green"/>
-        </w:rPr>
-        <w:t>reaching</w:t>
-      </w:r>
-      <w:proofErr w:type="gramEnd"/>
-      <w:r>
-        <w:rPr>
-          <w:highlight w:val="green"/>
-        </w:rPr>
-        <w:t xml:space="preserve"> by only decreasing or increasing the size of the sphere with the space button. </w:t>
+        <w:t>should be tuned down when the game is paused</w:t>
       </w:r>
     </w:p>
     <w:p>
@@ -691,27 +322,19 @@
         </w:numPr>
       </w:pPr>
       <w:r>
-        <w:t>The terrain</w:t>
+        <w:t>diamond collection sound</w:t>
       </w:r>
     </w:p>
     <w:p>
       <w:pPr>
         <w:pStyle w:val="ListParagraph"/>
         <w:numPr>
-          <w:ilvl w:val="1"/>
+          <w:ilvl w:val="0"/>
           <w:numId w:val="1"/>
         </w:numPr>
       </w:pPr>
       <w:r>
-        <w:t xml:space="preserve">The terrain that the sphere is moving on (below) should also change, there should be increases (like steps) that </w:t>
-      </w:r>
-      <w:proofErr w:type="gramStart"/>
-      <w:r>
-        <w:t>require for</w:t>
-      </w:r>
-      <w:proofErr w:type="gramEnd"/>
-      <w:r>
-        <w:t xml:space="preserve"> an increased sphere, there should be going downwards and back upwards that the game does itself without UI. </w:t>
+        <w:t xml:space="preserve">encouragement blob celebratory sound </w:t>
       </w:r>
     </w:p>
     <w:p>
@@ -723,119 +346,13 @@
         </w:numPr>
       </w:pPr>
       <w:r>
-        <w:t xml:space="preserve">terraindown.png </w:t>
+        <w:t xml:space="preserve">reference: </w:t>
       </w:r>
-    </w:p>
-    <w:p>
-      <w:pPr>
-        <w:pStyle w:val="ListParagraph"/>
-        <w:numPr>
-          <w:ilvl w:val="2"/>
-          <w:numId w:val="1"/>
-        </w:numPr>
-      </w:pPr>
+      <w:proofErr w:type="spellStart"/>
       <w:r>
-        <w:t xml:space="preserve">terrainup.png </w:t>
+        <w:t>CongratulationSound</w:t>
       </w:r>
-    </w:p>
-    <w:p>
-      <w:pPr>
-        <w:pStyle w:val="ListParagraph"/>
-        <w:numPr>
-          <w:ilvl w:val="0"/>
-          <w:numId w:val="1"/>
-        </w:numPr>
-      </w:pPr>
-      <w:r>
-        <w:t xml:space="preserve">Different types of obstacles </w:t>
-      </w:r>
-    </w:p>
-    <w:p>
-      <w:pPr>
-        <w:pStyle w:val="ListParagraph"/>
-        <w:numPr>
-          <w:ilvl w:val="1"/>
-          <w:numId w:val="1"/>
-        </w:numPr>
-      </w:pPr>
-      <w:r>
-        <w:t xml:space="preserve">There should be obstacles like the ones in the attached images: </w:t>
-      </w:r>
-    </w:p>
-    <w:p>
-      <w:pPr>
-        <w:pStyle w:val="ListParagraph"/>
-        <w:numPr>
-          <w:ilvl w:val="2"/>
-          <w:numId w:val="1"/>
-        </w:numPr>
-      </w:pPr>
-      <w:r>
-        <w:t xml:space="preserve">hole-obstacle.png </w:t>
-      </w:r>
-    </w:p>
-    <w:p>
-      <w:pPr>
-        <w:pStyle w:val="ListParagraph"/>
-        <w:numPr>
-          <w:ilvl w:val="2"/>
-          <w:numId w:val="1"/>
-        </w:numPr>
-      </w:pPr>
-      <w:r>
-        <w:t xml:space="preserve">maze-obstacle.png </w:t>
-      </w:r>
-    </w:p>
-    <w:p>
-      <w:pPr>
-        <w:pStyle w:val="ListParagraph"/>
-        <w:numPr>
-          <w:ilvl w:val="0"/>
-          <w:numId w:val="1"/>
-        </w:numPr>
-      </w:pPr>
-      <w:r>
-        <w:t xml:space="preserve">“Sort of level up” </w:t>
-      </w:r>
-    </w:p>
-    <w:p>
-      <w:pPr>
-        <w:pStyle w:val="ListParagraph"/>
-        <w:numPr>
-          <w:ilvl w:val="1"/>
-          <w:numId w:val="1"/>
-        </w:numPr>
-      </w:pPr>
-      <w:r>
-        <w:t xml:space="preserve">There should be a situation like the attached video happening towards the 1.5 minute of the </w:t>
-      </w:r>
-      <w:proofErr w:type="gramStart"/>
-      <w:r>
-        <w:t>2 minute</w:t>
-      </w:r>
-      <w:proofErr w:type="gramEnd"/>
-      <w:r>
-        <w:t xml:space="preserve"> game </w:t>
-      </w:r>
-    </w:p>
-    <w:p>
-      <w:pPr>
-        <w:pStyle w:val="ListParagraph"/>
-        <w:numPr>
-          <w:ilvl w:val="2"/>
-          <w:numId w:val="1"/>
-        </w:numPr>
-      </w:pPr>
-      <w:r>
-        <w:t>encouragementgraphic.mp4</w:t>
-      </w:r>
-    </w:p>
-    <w:p/>
-    <w:p>
-      <w:r>
-        <w:lastRenderedPageBreak/>
-        <w:t xml:space="preserve">AFTER ALL OF THIS IS DONE: AUDIO AND SOUND EFFECTS </w:t>
-      </w:r>
+      <w:proofErr w:type="spellEnd"/>
     </w:p>
     <w:sectPr>
       <w:pgSz w:w="12240" w:h="15840"/>
@@ -3867,6 +3384,95 @@
         <w:rFonts w:ascii="Wingdings" w:hAnsi="Wingdings" w:hint="default"/>
         <w:sz w:val="20"/>
       </w:rPr>
+    </w:lvl>
+  </w:abstractNum>
+  <w:abstractNum w:abstractNumId="21" w15:restartNumberingAfterBreak="0">
+    <w:nsid w:val="7FC75313"/>
+    <w:multiLevelType w:val="hybridMultilevel"/>
+    <w:tmpl w:val="BBBA82EC"/>
+    <w:lvl w:ilvl="0" w:tplc="0409000F">
+      <w:start w:val="1"/>
+      <w:numFmt w:val="decimal"/>
+      <w:lvlText w:val="%1."/>
+      <w:lvlJc w:val="left"/>
+      <w:pPr>
+        <w:ind w:left="720" w:hanging="360"/>
+      </w:pPr>
+      <w:rPr>
+        <w:rFonts w:hint="default"/>
+      </w:rPr>
+    </w:lvl>
+    <w:lvl w:ilvl="1" w:tplc="04090019" w:tentative="1">
+      <w:start w:val="1"/>
+      <w:numFmt w:val="lowerLetter"/>
+      <w:lvlText w:val="%2."/>
+      <w:lvlJc w:val="left"/>
+      <w:pPr>
+        <w:ind w:left="1440" w:hanging="360"/>
+      </w:pPr>
+    </w:lvl>
+    <w:lvl w:ilvl="2" w:tplc="0409001B" w:tentative="1">
+      <w:start w:val="1"/>
+      <w:numFmt w:val="lowerRoman"/>
+      <w:lvlText w:val="%3."/>
+      <w:lvlJc w:val="right"/>
+      <w:pPr>
+        <w:ind w:left="2160" w:hanging="180"/>
+      </w:pPr>
+    </w:lvl>
+    <w:lvl w:ilvl="3" w:tplc="0409000F" w:tentative="1">
+      <w:start w:val="1"/>
+      <w:numFmt w:val="decimal"/>
+      <w:lvlText w:val="%4."/>
+      <w:lvlJc w:val="left"/>
+      <w:pPr>
+        <w:ind w:left="2880" w:hanging="360"/>
+      </w:pPr>
+    </w:lvl>
+    <w:lvl w:ilvl="4" w:tplc="04090019" w:tentative="1">
+      <w:start w:val="1"/>
+      <w:numFmt w:val="lowerLetter"/>
+      <w:lvlText w:val="%5."/>
+      <w:lvlJc w:val="left"/>
+      <w:pPr>
+        <w:ind w:left="3600" w:hanging="360"/>
+      </w:pPr>
+    </w:lvl>
+    <w:lvl w:ilvl="5" w:tplc="0409001B" w:tentative="1">
+      <w:start w:val="1"/>
+      <w:numFmt w:val="lowerRoman"/>
+      <w:lvlText w:val="%6."/>
+      <w:lvlJc w:val="right"/>
+      <w:pPr>
+        <w:ind w:left="4320" w:hanging="180"/>
+      </w:pPr>
+    </w:lvl>
+    <w:lvl w:ilvl="6" w:tplc="0409000F" w:tentative="1">
+      <w:start w:val="1"/>
+      <w:numFmt w:val="decimal"/>
+      <w:lvlText w:val="%7."/>
+      <w:lvlJc w:val="left"/>
+      <w:pPr>
+        <w:ind w:left="5040" w:hanging="360"/>
+      </w:pPr>
+    </w:lvl>
+    <w:lvl w:ilvl="7" w:tplc="04090019" w:tentative="1">
+      <w:start w:val="1"/>
+      <w:numFmt w:val="lowerLetter"/>
+      <w:lvlText w:val="%8."/>
+      <w:lvlJc w:val="left"/>
+      <w:pPr>
+        <w:ind w:left="5760" w:hanging="360"/>
+      </w:pPr>
+    </w:lvl>
+    <w:lvl w:ilvl="8" w:tplc="0409001B" w:tentative="1">
+      <w:start w:val="1"/>
+      <w:numFmt w:val="lowerRoman"/>
+      <w:lvlText w:val="%9."/>
+      <w:lvlJc w:val="right"/>
+      <w:pPr>
+        <w:ind w:left="6480" w:hanging="180"/>
+      </w:pPr>
     </w:lvl>
   </w:abstractNum>
   <w:num w:numId="1" w16cid:durableId="1040058008">
@@ -3931,6 +3537,9 @@
   </w:num>
   <w:num w:numId="21" w16cid:durableId="1100023987">
     <w:abstractNumId w:val="17"/>
+  </w:num>
+  <w:num w:numId="22" w16cid:durableId="78018763">
+    <w:abstractNumId w:val="21"/>
   </w:num>
 </w:numbering>
 </file>

--- a/ImprovementsList.docx
+++ b/ImprovementsList.docx
@@ -23,17 +23,6 @@
       </w:r>
     </w:p>
     <w:p>
-      <w:r>
-        <w:rPr>
-          <w:highlight w:val="green"/>
-        </w:rPr>
-        <w:t>More pressing bugs are highlighted</w:t>
-      </w:r>
-      <w:r>
-        <w:t xml:space="preserve"> </w:t>
-      </w:r>
-    </w:p>
-    <w:p>
       <w:pPr>
         <w:rPr>
           <w:b/>
@@ -64,116 +53,6 @@
           <w:bCs/>
           <w:sz w:val="32"/>
           <w:szCs w:val="32"/>
-          <w:highlight w:val="green"/>
-        </w:rPr>
-      </w:pPr>
-      <w:r>
-        <w:rPr>
-          <w:highlight w:val="green"/>
-        </w:rPr>
-        <w:t>Obstacles</w:t>
-      </w:r>
-    </w:p>
-    <w:p>
-      <w:pPr>
-        <w:pStyle w:val="ListParagraph"/>
-        <w:numPr>
-          <w:ilvl w:val="1"/>
-          <w:numId w:val="1"/>
-        </w:numPr>
-        <w:rPr>
-          <w:b/>
-          <w:bCs/>
-          <w:sz w:val="32"/>
-          <w:szCs w:val="32"/>
-          <w:highlight w:val="green"/>
-        </w:rPr>
-      </w:pPr>
-      <w:r>
-        <w:rPr>
-          <w:highlight w:val="green"/>
-        </w:rPr>
-        <w:t xml:space="preserve">In the middle of the obstacle size of the sphere cannot change AT ALL </w:t>
-      </w:r>
-    </w:p>
-    <w:p>
-      <w:pPr>
-        <w:pStyle w:val="ListParagraph"/>
-        <w:numPr>
-          <w:ilvl w:val="1"/>
-          <w:numId w:val="1"/>
-        </w:numPr>
-        <w:rPr>
-          <w:b/>
-          <w:bCs/>
-          <w:sz w:val="32"/>
-          <w:szCs w:val="32"/>
-          <w:highlight w:val="green"/>
-        </w:rPr>
-      </w:pPr>
-      <w:r>
-        <w:rPr>
-          <w:highlight w:val="green"/>
-        </w:rPr>
-        <w:t xml:space="preserve">At the end of an obstacle an overlap can occur </w:t>
-      </w:r>
-    </w:p>
-    <w:p>
-      <w:pPr>
-        <w:pStyle w:val="ListParagraph"/>
-        <w:numPr>
-          <w:ilvl w:val="0"/>
-          <w:numId w:val="1"/>
-        </w:numPr>
-        <w:rPr>
-          <w:b/>
-          <w:bCs/>
-          <w:sz w:val="32"/>
-          <w:szCs w:val="32"/>
-          <w:highlight w:val="green"/>
-        </w:rPr>
-      </w:pPr>
-      <w:r>
-        <w:rPr>
-          <w:highlight w:val="green"/>
-        </w:rPr>
-        <w:t>Terrain step-up</w:t>
-      </w:r>
-    </w:p>
-    <w:p>
-      <w:pPr>
-        <w:pStyle w:val="ListParagraph"/>
-        <w:numPr>
-          <w:ilvl w:val="1"/>
-          <w:numId w:val="1"/>
-        </w:numPr>
-        <w:rPr>
-          <w:b/>
-          <w:bCs/>
-          <w:sz w:val="32"/>
-          <w:szCs w:val="32"/>
-          <w:highlight w:val="green"/>
-        </w:rPr>
-      </w:pPr>
-      <w:r>
-        <w:rPr>
-          <w:highlight w:val="green"/>
-        </w:rPr>
-        <w:t xml:space="preserve">Not restrictive to small balls </w:t>
-      </w:r>
-    </w:p>
-    <w:p>
-      <w:pPr>
-        <w:pStyle w:val="ListParagraph"/>
-        <w:numPr>
-          <w:ilvl w:val="0"/>
-          <w:numId w:val="1"/>
-        </w:numPr>
-        <w:rPr>
-          <w:b/>
-          <w:bCs/>
-          <w:sz w:val="32"/>
-          <w:szCs w:val="32"/>
         </w:rPr>
       </w:pPr>
       <w:r>
@@ -317,6 +196,18 @@
       <w:pPr>
         <w:pStyle w:val="ListParagraph"/>
         <w:numPr>
+          <w:ilvl w:val="2"/>
+          <w:numId w:val="1"/>
+        </w:numPr>
+      </w:pPr>
+      <w:r>
+        <w:t xml:space="preserve">DiamondCollected.wav </w:t>
+      </w:r>
+    </w:p>
+    <w:p>
+      <w:pPr>
+        <w:pStyle w:val="ListParagraph"/>
+        <w:numPr>
           <w:ilvl w:val="0"/>
           <w:numId w:val="1"/>
         </w:numPr>
@@ -329,6 +220,21 @@
       <w:pPr>
         <w:pStyle w:val="ListParagraph"/>
         <w:numPr>
+          <w:ilvl w:val="2"/>
+          <w:numId w:val="1"/>
+        </w:numPr>
+      </w:pPr>
+      <w:r>
+        <w:t xml:space="preserve">reference: </w:t>
+      </w:r>
+      <w:r>
+        <w:t>BackgroundMusic.wav</w:t>
+      </w:r>
+    </w:p>
+    <w:p>
+      <w:pPr>
+        <w:pStyle w:val="ListParagraph"/>
+        <w:numPr>
           <w:ilvl w:val="0"/>
           <w:numId w:val="1"/>
         </w:numPr>
@@ -346,13 +252,11 @@
         </w:numPr>
       </w:pPr>
       <w:r>
-        <w:t xml:space="preserve">reference: </w:t>
+        <w:t>reference: CongratulationSoun</w:t>
       </w:r>
-      <w:proofErr w:type="spellStart"/>
       <w:r>
-        <w:t>CongratulationSound</w:t>
+        <w:t>d.mp3</w:t>
       </w:r>
-      <w:proofErr w:type="spellEnd"/>
     </w:p>
     <w:sectPr>
       <w:pgSz w:w="12240" w:h="15840"/>

--- a/ImprovementsList.docx
+++ b/ImprovementsList.docx
@@ -8,8 +8,8 @@
         <w:rPr>
           <w:b/>
           <w:bCs/>
-          <w:sz w:val="32"/>
-          <w:szCs w:val="32"/>
+          <w:sz w:val="36"/>
+          <w:szCs w:val="36"/>
         </w:rPr>
       </w:pPr>
       <w:r>
@@ -53,10 +53,80 @@
           <w:bCs/>
           <w:sz w:val="32"/>
           <w:szCs w:val="32"/>
+          <w:highlight w:val="green"/>
         </w:rPr>
       </w:pPr>
       <w:r>
+        <w:rPr>
+          <w:highlight w:val="green"/>
+        </w:rPr>
         <w:t xml:space="preserve">Terrain step down </w:t>
+      </w:r>
+    </w:p>
+    <w:p>
+      <w:pPr>
+        <w:pStyle w:val="ListParagraph"/>
+        <w:numPr>
+          <w:ilvl w:val="1"/>
+          <w:numId w:val="1"/>
+        </w:numPr>
+        <w:rPr>
+          <w:b/>
+          <w:bCs/>
+          <w:sz w:val="32"/>
+          <w:szCs w:val="32"/>
+          <w:highlight w:val="green"/>
+        </w:rPr>
+      </w:pPr>
+      <w:r>
+        <w:rPr>
+          <w:highlight w:val="green"/>
+        </w:rPr>
+        <w:t xml:space="preserve">Diamonds overlap </w:t>
+      </w:r>
+    </w:p>
+    <w:p>
+      <w:pPr>
+        <w:pStyle w:val="ListParagraph"/>
+        <w:numPr>
+          <w:ilvl w:val="1"/>
+          <w:numId w:val="1"/>
+        </w:numPr>
+        <w:rPr>
+          <w:b/>
+          <w:bCs/>
+          <w:sz w:val="32"/>
+          <w:szCs w:val="32"/>
+          <w:highlight w:val="green"/>
+        </w:rPr>
+      </w:pPr>
+      <w:r>
+        <w:rPr>
+          <w:highlight w:val="green"/>
+        </w:rPr>
+        <w:t xml:space="preserve">The step-up doesn’t always work. Its iffy. </w:t>
+      </w:r>
+    </w:p>
+    <w:p>
+      <w:pPr>
+        <w:pStyle w:val="ListParagraph"/>
+        <w:numPr>
+          <w:ilvl w:val="1"/>
+          <w:numId w:val="1"/>
+        </w:numPr>
+        <w:rPr>
+          <w:b/>
+          <w:bCs/>
+          <w:sz w:val="32"/>
+          <w:szCs w:val="32"/>
+          <w:highlight w:val="green"/>
+        </w:rPr>
+      </w:pPr>
+      <w:r>
+        <w:rPr>
+          <w:highlight w:val="green"/>
+        </w:rPr>
+        <w:t xml:space="preserve">There is a line between obstacles and terrain where it should just be white </w:t>
       </w:r>
     </w:p>
     <w:p>
@@ -66,6 +136,12 @@
           <w:ilvl w:val="0"/>
           <w:numId w:val="1"/>
         </w:numPr>
+        <w:rPr>
+          <w:b/>
+          <w:bCs/>
+          <w:sz w:val="32"/>
+          <w:szCs w:val="32"/>
+        </w:rPr>
       </w:pPr>
       <w:r>
         <w:t xml:space="preserve">Different types of obstacles </w:t>
@@ -92,19 +168,10 @@
         </w:numPr>
       </w:pPr>
       <w:r>
-        <w:t xml:space="preserve">hole-obstacle.png </w:t>
+        <w:t>maze</w:t>
       </w:r>
-    </w:p>
-    <w:p>
-      <w:pPr>
-        <w:pStyle w:val="ListParagraph"/>
-        <w:numPr>
-          <w:ilvl w:val="2"/>
-          <w:numId w:val="1"/>
-        </w:numPr>
-      </w:pPr>
       <w:r>
-        <w:t xml:space="preserve">maze-obstacle.png </w:t>
+        <w:t xml:space="preserve">-obstacle.png </w:t>
       </w:r>
     </w:p>
     <w:p>
@@ -147,115 +214,6 @@
       </w:pPr>
       <w:r>
         <w:t>encouragementgraphic.mp4</w:t>
-      </w:r>
-    </w:p>
-    <w:p>
-      <w:pPr>
-        <w:rPr>
-          <w:b/>
-          <w:bCs/>
-          <w:i/>
-          <w:iCs/>
-        </w:rPr>
-      </w:pPr>
-      <w:r>
-        <w:rPr>
-          <w:b/>
-          <w:bCs/>
-          <w:i/>
-          <w:iCs/>
-        </w:rPr>
-        <w:t xml:space="preserve">Audio and Sound effects: </w:t>
-      </w:r>
-    </w:p>
-    <w:p>
-      <w:pPr>
-        <w:pStyle w:val="ListParagraph"/>
-        <w:numPr>
-          <w:ilvl w:val="0"/>
-          <w:numId w:val="1"/>
-        </w:numPr>
-      </w:pPr>
-      <w:r>
-        <w:t xml:space="preserve">background music </w:t>
-      </w:r>
-    </w:p>
-    <w:p>
-      <w:pPr>
-        <w:pStyle w:val="ListParagraph"/>
-        <w:numPr>
-          <w:ilvl w:val="1"/>
-          <w:numId w:val="1"/>
-        </w:numPr>
-      </w:pPr>
-      <w:r>
-        <w:t>should be tuned down when the game is paused</w:t>
-      </w:r>
-    </w:p>
-    <w:p>
-      <w:pPr>
-        <w:pStyle w:val="ListParagraph"/>
-        <w:numPr>
-          <w:ilvl w:val="2"/>
-          <w:numId w:val="1"/>
-        </w:numPr>
-      </w:pPr>
-      <w:r>
-        <w:t xml:space="preserve">DiamondCollected.wav </w:t>
-      </w:r>
-    </w:p>
-    <w:p>
-      <w:pPr>
-        <w:pStyle w:val="ListParagraph"/>
-        <w:numPr>
-          <w:ilvl w:val="0"/>
-          <w:numId w:val="1"/>
-        </w:numPr>
-      </w:pPr>
-      <w:r>
-        <w:t>diamond collection sound</w:t>
-      </w:r>
-    </w:p>
-    <w:p>
-      <w:pPr>
-        <w:pStyle w:val="ListParagraph"/>
-        <w:numPr>
-          <w:ilvl w:val="2"/>
-          <w:numId w:val="1"/>
-        </w:numPr>
-      </w:pPr>
-      <w:r>
-        <w:t xml:space="preserve">reference: </w:t>
-      </w:r>
-      <w:r>
-        <w:t>BackgroundMusic.wav</w:t>
-      </w:r>
-    </w:p>
-    <w:p>
-      <w:pPr>
-        <w:pStyle w:val="ListParagraph"/>
-        <w:numPr>
-          <w:ilvl w:val="0"/>
-          <w:numId w:val="1"/>
-        </w:numPr>
-      </w:pPr>
-      <w:r>
-        <w:t xml:space="preserve">encouragement blob celebratory sound </w:t>
-      </w:r>
-    </w:p>
-    <w:p>
-      <w:pPr>
-        <w:pStyle w:val="ListParagraph"/>
-        <w:numPr>
-          <w:ilvl w:val="2"/>
-          <w:numId w:val="1"/>
-        </w:numPr>
-      </w:pPr>
-      <w:r>
-        <w:t>reference: CongratulationSoun</w:t>
-      </w:r>
-      <w:r>
-        <w:t>d.mp3</w:t>
       </w:r>
     </w:p>
     <w:sectPr>

--- a/ImprovementsList.docx
+++ b/ImprovementsList.docx
@@ -82,7 +82,7 @@
         <w:rPr>
           <w:highlight w:val="green"/>
         </w:rPr>
-        <w:t xml:space="preserve">Diamonds overlap </w:t>
+        <w:t>Diamonds overlap</w:t>
       </w:r>
     </w:p>
     <w:p>
@@ -104,7 +104,7 @@
         <w:rPr>
           <w:highlight w:val="green"/>
         </w:rPr>
-        <w:t xml:space="preserve">The step-up doesn’t always work. Its iffy. </w:t>
+        <w:t>The step-up doesn’t always work. Its iffy</w:t>
       </w:r>
     </w:p>
     <w:p>
@@ -126,7 +126,7 @@
         <w:rPr>
           <w:highlight w:val="green"/>
         </w:rPr>
-        <w:t xml:space="preserve">There is a line between obstacles and terrain where it should just be white </w:t>
+        <w:t xml:space="preserve">Make the sphere non-floaty </w:t>
       </w:r>
     </w:p>
     <w:p>
@@ -172,48 +172,6 @@
       </w:r>
       <w:r>
         <w:t xml:space="preserve">-obstacle.png </w:t>
-      </w:r>
-    </w:p>
-    <w:p>
-      <w:pPr>
-        <w:pStyle w:val="ListParagraph"/>
-        <w:numPr>
-          <w:ilvl w:val="0"/>
-          <w:numId w:val="1"/>
-        </w:numPr>
-      </w:pPr>
-      <w:r>
-        <w:t xml:space="preserve">“Sort of level up” </w:t>
-      </w:r>
-    </w:p>
-    <w:p>
-      <w:pPr>
-        <w:pStyle w:val="ListParagraph"/>
-        <w:numPr>
-          <w:ilvl w:val="1"/>
-          <w:numId w:val="1"/>
-        </w:numPr>
-      </w:pPr>
-      <w:r>
-        <w:t>T</w:t>
-      </w:r>
-      <w:r>
-        <w:t xml:space="preserve">he dissolving wall is yet to be added </w:t>
-      </w:r>
-      <w:r>
-        <w:t xml:space="preserve"> </w:t>
-      </w:r>
-    </w:p>
-    <w:p>
-      <w:pPr>
-        <w:pStyle w:val="ListParagraph"/>
-        <w:numPr>
-          <w:ilvl w:val="2"/>
-          <w:numId w:val="1"/>
-        </w:numPr>
-      </w:pPr>
-      <w:r>
-        <w:t>encouragementgraphic.mp4</w:t>
       </w:r>
     </w:p>
     <w:sectPr>
